--- a/brand/07 - LEGAL DOCUMENTS/Proposal - Quotation/Mmako Inc - Proposal.docx
+++ b/brand/07 - LEGAL DOCUMENTS/Proposal - Quotation/Mmako Inc - Proposal.docx
@@ -1332,7 +1332,7 @@
           <w:r>
             <w:drawing>
               <wp:inline distT="0" distB="0" distL="0" distR="0">
-                <wp:extent cx="914400" cy="666750"/>
+                <wp:extent cx="914400" cy="676275"/>
                 <wp:effectExtent t="0" r="0" b="0" l="0"/>
                 <wp:docPr id="1" name="" descr="" title=""/>
                 <wp:cNvGraphicFramePr>
@@ -1357,7 +1357,7 @@
                       <pic:spPr bwMode="auto">
                         <a:xfrm>
                           <a:off x="0" y="0"/>
-                          <a:ext cx="914400" cy="666750"/>
+                          <a:ext cx="914400" cy="676275"/>
                         </a:xfrm>
                         <a:prstGeom prst="rect">
                           <a:avLst/>

--- a/brand/07 - LEGAL DOCUMENTS/Proposal - Quotation/Mmako Inc - Proposal.docx
+++ b/brand/07 - LEGAL DOCUMENTS/Proposal - Quotation/Mmako Inc - Proposal.docx
@@ -8,7 +8,9 @@
       </w:pPr>
       <w:r>
         <w:rPr>
-          <w:rFonts w:ascii="Georgia" w:cs="Georgia" w:eastAsia="Georgia" w:hAnsi="Georgia"/>
+          <w:rFonts w:ascii="Montserrat" w:cs="Montserrat" w:eastAsia="Montserrat" w:hAnsi="Montserrat"/>
+          <w:b/>
+          <w:bCs/>
           <w:color w:val="0B0B0C"/>
           <w:sz w:val="44"/>
           <w:szCs w:val="44"/>
@@ -22,7 +24,7 @@
       </w:pPr>
       <w:r>
         <w:rPr>
-          <w:rFonts w:ascii="Arial" w:cs="Arial" w:eastAsia="Arial" w:hAnsi="Arial"/>
+          <w:rFonts w:ascii="Montserrat" w:cs="Montserrat" w:eastAsia="Montserrat" w:hAnsi="Montserrat"/>
           <w:color w:val="B9B7B0"/>
           <w:sz w:val="22"/>
           <w:szCs w:val="22"/>
@@ -64,11 +66,11 @@
             </w:pPr>
             <w:r>
               <w:rPr>
-                <w:rFonts w:ascii="Arial" w:cs="Arial" w:eastAsia="Arial" w:hAnsi="Arial"/>
+                <w:rFonts w:ascii="Montserrat" w:cs="Montserrat" w:eastAsia="Montserrat" w:hAnsi="Montserrat"/>
                 <w:b/>
                 <w:bCs/>
                 <w:caps/>
-                <w:color w:val="806517"/>
+                <w:color w:val="85693B"/>
                 <w:spacing w:val="28"/>
                 <w:sz w:val="14"/>
                 <w:szCs w:val="14"/>
@@ -82,7 +84,7 @@
             </w:pPr>
             <w:r>
               <w:rPr>
-                <w:rFonts w:ascii="Arial" w:cs="Arial" w:eastAsia="Arial" w:hAnsi="Arial"/>
+                <w:rFonts w:ascii="Montserrat" w:cs="Montserrat" w:eastAsia="Montserrat" w:hAnsi="Montserrat"/>
                 <w:color w:val="B9B7B0"/>
                 <w:sz w:val="19"/>
                 <w:szCs w:val="19"/>
@@ -107,11 +109,11 @@
             </w:pPr>
             <w:r>
               <w:rPr>
-                <w:rFonts w:ascii="Arial" w:cs="Arial" w:eastAsia="Arial" w:hAnsi="Arial"/>
+                <w:rFonts w:ascii="Montserrat" w:cs="Montserrat" w:eastAsia="Montserrat" w:hAnsi="Montserrat"/>
                 <w:b/>
                 <w:bCs/>
                 <w:caps/>
-                <w:color w:val="806517"/>
+                <w:color w:val="85693B"/>
                 <w:spacing w:val="28"/>
                 <w:sz w:val="14"/>
                 <w:szCs w:val="14"/>
@@ -125,7 +127,7 @@
             </w:pPr>
             <w:r>
               <w:rPr>
-                <w:rFonts w:ascii="Arial" w:cs="Arial" w:eastAsia="Arial" w:hAnsi="Arial"/>
+                <w:rFonts w:ascii="Montserrat" w:cs="Montserrat" w:eastAsia="Montserrat" w:hAnsi="Montserrat"/>
                 <w:color w:val="B9B7B0"/>
                 <w:sz w:val="19"/>
                 <w:szCs w:val="19"/>
@@ -150,11 +152,11 @@
             </w:pPr>
             <w:r>
               <w:rPr>
-                <w:rFonts w:ascii="Arial" w:cs="Arial" w:eastAsia="Arial" w:hAnsi="Arial"/>
+                <w:rFonts w:ascii="Montserrat" w:cs="Montserrat" w:eastAsia="Montserrat" w:hAnsi="Montserrat"/>
                 <w:b/>
                 <w:bCs/>
                 <w:caps/>
-                <w:color w:val="806517"/>
+                <w:color w:val="85693B"/>
                 <w:spacing w:val="28"/>
                 <w:sz w:val="14"/>
                 <w:szCs w:val="14"/>
@@ -168,7 +170,7 @@
             </w:pPr>
             <w:r>
               <w:rPr>
-                <w:rFonts w:ascii="Arial" w:cs="Arial" w:eastAsia="Arial" w:hAnsi="Arial"/>
+                <w:rFonts w:ascii="Montserrat" w:cs="Montserrat" w:eastAsia="Montserrat" w:hAnsi="Montserrat"/>
                 <w:color w:val="B9B7B0"/>
                 <w:sz w:val="19"/>
                 <w:szCs w:val="19"/>
@@ -185,7 +187,7 @@
       </w:pPr>
       <w:r>
         <w:rPr>
-          <w:rFonts w:ascii="Arial" w:cs="Arial" w:eastAsia="Arial" w:hAnsi="Arial"/>
+          <w:rFonts w:ascii="Montserrat" w:cs="Montserrat" w:eastAsia="Montserrat" w:hAnsi="Montserrat"/>
           <w:color w:val="2A2A2C"/>
           <w:sz w:val="19"/>
           <w:szCs w:val="19"/>
@@ -200,7 +202,9 @@
       </w:pPr>
       <w:r>
         <w:rPr>
-          <w:rFonts w:ascii="Georgia" w:cs="Georgia" w:eastAsia="Georgia" w:hAnsi="Georgia"/>
+          <w:rFonts w:ascii="Montserrat" w:cs="Montserrat" w:eastAsia="Montserrat" w:hAnsi="Montserrat"/>
+          <w:b/>
+          <w:bCs/>
           <w:color w:val="0B0B0C"/>
           <w:sz w:val="22"/>
           <w:szCs w:val="22"/>
@@ -214,7 +218,7 @@
       </w:pPr>
       <w:r>
         <w:rPr>
-          <w:rFonts w:ascii="Arial" w:cs="Arial" w:eastAsia="Arial" w:hAnsi="Arial"/>
+          <w:rFonts w:ascii="Montserrat" w:cs="Montserrat" w:eastAsia="Montserrat" w:hAnsi="Montserrat"/>
           <w:color w:val="B9B7B0"/>
           <w:sz w:val="19"/>
           <w:szCs w:val="19"/>
@@ -229,7 +233,9 @@
       </w:pPr>
       <w:r>
         <w:rPr>
-          <w:rFonts w:ascii="Georgia" w:cs="Georgia" w:eastAsia="Georgia" w:hAnsi="Georgia"/>
+          <w:rFonts w:ascii="Montserrat" w:cs="Montserrat" w:eastAsia="Montserrat" w:hAnsi="Montserrat"/>
+          <w:b/>
+          <w:bCs/>
           <w:color w:val="0B0B0C"/>
           <w:sz w:val="22"/>
           <w:szCs w:val="22"/>
@@ -243,7 +249,7 @@
       </w:pPr>
       <w:r>
         <w:rPr>
-          <w:rFonts w:ascii="Arial" w:cs="Arial" w:eastAsia="Arial" w:hAnsi="Arial"/>
+          <w:rFonts w:ascii="Montserrat" w:cs="Montserrat" w:eastAsia="Montserrat" w:hAnsi="Montserrat"/>
           <w:color w:val="B9B7B0"/>
           <w:sz w:val="19"/>
           <w:szCs w:val="19"/>
@@ -258,7 +264,9 @@
       </w:pPr>
       <w:r>
         <w:rPr>
-          <w:rFonts w:ascii="Georgia" w:cs="Georgia" w:eastAsia="Georgia" w:hAnsi="Georgia"/>
+          <w:rFonts w:ascii="Montserrat" w:cs="Montserrat" w:eastAsia="Montserrat" w:hAnsi="Montserrat"/>
+          <w:b/>
+          <w:bCs/>
           <w:color w:val="0B0B0C"/>
           <w:sz w:val="22"/>
           <w:szCs w:val="22"/>
@@ -272,7 +280,7 @@
       </w:pPr>
       <w:r>
         <w:rPr>
-          <w:rFonts w:ascii="Arial" w:cs="Arial" w:eastAsia="Arial" w:hAnsi="Arial"/>
+          <w:rFonts w:ascii="Montserrat" w:cs="Montserrat" w:eastAsia="Montserrat" w:hAnsi="Montserrat"/>
           <w:color w:val="B9B7B0"/>
           <w:sz w:val="19"/>
           <w:szCs w:val="19"/>
@@ -287,7 +295,9 @@
       </w:pPr>
       <w:r>
         <w:rPr>
-          <w:rFonts w:ascii="Georgia" w:cs="Georgia" w:eastAsia="Georgia" w:hAnsi="Georgia"/>
+          <w:rFonts w:ascii="Montserrat" w:cs="Montserrat" w:eastAsia="Montserrat" w:hAnsi="Montserrat"/>
+          <w:b/>
+          <w:bCs/>
           <w:color w:val="0B0B0C"/>
           <w:sz w:val="22"/>
           <w:szCs w:val="22"/>
@@ -339,7 +349,7 @@
             </w:pPr>
             <w:r>
               <w:rPr>
-                <w:rFonts w:ascii="Arial" w:cs="Arial" w:eastAsia="Arial" w:hAnsi="Arial"/>
+                <w:rFonts w:ascii="Montserrat" w:cs="Montserrat" w:eastAsia="Montserrat" w:hAnsi="Montserrat"/>
                 <w:b/>
                 <w:bCs/>
                 <w:caps/>
@@ -375,7 +385,7 @@
             </w:pPr>
             <w:r>
               <w:rPr>
-                <w:rFonts w:ascii="Arial" w:cs="Arial" w:eastAsia="Arial" w:hAnsi="Arial"/>
+                <w:rFonts w:ascii="Montserrat" w:cs="Montserrat" w:eastAsia="Montserrat" w:hAnsi="Montserrat"/>
                 <w:b/>
                 <w:bCs/>
                 <w:caps/>
@@ -412,7 +422,7 @@
             </w:pPr>
             <w:r>
               <w:rPr>
-                <w:rFonts w:ascii="Arial" w:cs="Arial" w:eastAsia="Arial" w:hAnsi="Arial"/>
+                <w:rFonts w:ascii="Montserrat" w:cs="Montserrat" w:eastAsia="Montserrat" w:hAnsi="Montserrat"/>
                 <w:b/>
                 <w:bCs/>
                 <w:caps/>
@@ -449,7 +459,7 @@
             </w:pPr>
             <w:r>
               <w:rPr>
-                <w:rFonts w:ascii="Arial" w:cs="Arial" w:eastAsia="Arial" w:hAnsi="Arial"/>
+                <w:rFonts w:ascii="Montserrat" w:cs="Montserrat" w:eastAsia="Montserrat" w:hAnsi="Montserrat"/>
                 <w:color w:val="B9B7B0"/>
                 <w:sz w:val="19"/>
                 <w:szCs w:val="19"/>
@@ -480,7 +490,7 @@
             </w:pPr>
             <w:r>
               <w:rPr>
-                <w:rFonts w:ascii="Arial" w:cs="Arial" w:eastAsia="Arial" w:hAnsi="Arial"/>
+                <w:rFonts w:ascii="Montserrat" w:cs="Montserrat" w:eastAsia="Montserrat" w:hAnsi="Montserrat"/>
                 <w:color w:val="B9B7B0"/>
                 <w:sz w:val="19"/>
                 <w:szCs w:val="19"/>
@@ -512,7 +522,7 @@
             </w:pPr>
             <w:r>
               <w:rPr>
-                <w:rFonts w:ascii="Arial" w:cs="Arial" w:eastAsia="Arial" w:hAnsi="Arial"/>
+                <w:rFonts w:ascii="Montserrat" w:cs="Montserrat" w:eastAsia="Montserrat" w:hAnsi="Montserrat"/>
                 <w:color w:val="B9B7B0"/>
                 <w:sz w:val="19"/>
                 <w:szCs w:val="19"/>
@@ -545,7 +555,7 @@
             </w:pPr>
             <w:r>
               <w:rPr>
-                <w:rFonts w:ascii="Arial" w:cs="Arial" w:eastAsia="Arial" w:hAnsi="Arial"/>
+                <w:rFonts w:ascii="Montserrat" w:cs="Montserrat" w:eastAsia="Montserrat" w:hAnsi="Montserrat"/>
                 <w:color w:val="B9B7B0"/>
                 <w:sz w:val="19"/>
                 <w:szCs w:val="19"/>
@@ -576,7 +586,7 @@
             </w:pPr>
             <w:r>
               <w:rPr>
-                <w:rFonts w:ascii="Arial" w:cs="Arial" w:eastAsia="Arial" w:hAnsi="Arial"/>
+                <w:rFonts w:ascii="Montserrat" w:cs="Montserrat" w:eastAsia="Montserrat" w:hAnsi="Montserrat"/>
                 <w:color w:val="B9B7B0"/>
                 <w:sz w:val="19"/>
                 <w:szCs w:val="19"/>
@@ -608,7 +618,7 @@
             </w:pPr>
             <w:r>
               <w:rPr>
-                <w:rFonts w:ascii="Arial" w:cs="Arial" w:eastAsia="Arial" w:hAnsi="Arial"/>
+                <w:rFonts w:ascii="Montserrat" w:cs="Montserrat" w:eastAsia="Montserrat" w:hAnsi="Montserrat"/>
                 <w:color w:val="B9B7B0"/>
                 <w:sz w:val="19"/>
                 <w:szCs w:val="19"/>
@@ -641,7 +651,7 @@
             </w:pPr>
             <w:r>
               <w:rPr>
-                <w:rFonts w:ascii="Arial" w:cs="Arial" w:eastAsia="Arial" w:hAnsi="Arial"/>
+                <w:rFonts w:ascii="Montserrat" w:cs="Montserrat" w:eastAsia="Montserrat" w:hAnsi="Montserrat"/>
                 <w:color w:val="B9B7B0"/>
                 <w:sz w:val="19"/>
                 <w:szCs w:val="19"/>
@@ -672,7 +682,7 @@
             </w:pPr>
             <w:r>
               <w:rPr>
-                <w:rFonts w:ascii="Arial" w:cs="Arial" w:eastAsia="Arial" w:hAnsi="Arial"/>
+                <w:rFonts w:ascii="Montserrat" w:cs="Montserrat" w:eastAsia="Montserrat" w:hAnsi="Montserrat"/>
                 <w:color w:val="B9B7B0"/>
                 <w:sz w:val="19"/>
                 <w:szCs w:val="19"/>
@@ -704,7 +714,7 @@
             </w:pPr>
             <w:r>
               <w:rPr>
-                <w:rFonts w:ascii="Arial" w:cs="Arial" w:eastAsia="Arial" w:hAnsi="Arial"/>
+                <w:rFonts w:ascii="Montserrat" w:cs="Montserrat" w:eastAsia="Montserrat" w:hAnsi="Montserrat"/>
                 <w:color w:val="B9B7B0"/>
                 <w:sz w:val="19"/>
                 <w:szCs w:val="19"/>
@@ -737,7 +747,7 @@
             </w:pPr>
             <w:r>
               <w:rPr>
-                <w:rFonts w:ascii="Arial" w:cs="Arial" w:eastAsia="Arial" w:hAnsi="Arial"/>
+                <w:rFonts w:ascii="Montserrat" w:cs="Montserrat" w:eastAsia="Montserrat" w:hAnsi="Montserrat"/>
                 <w:color w:val="B9B7B0"/>
                 <w:sz w:val="19"/>
                 <w:szCs w:val="19"/>
@@ -768,7 +778,7 @@
             </w:pPr>
             <w:r>
               <w:rPr>
-                <w:rFonts w:ascii="Arial" w:cs="Arial" w:eastAsia="Arial" w:hAnsi="Arial"/>
+                <w:rFonts w:ascii="Montserrat" w:cs="Montserrat" w:eastAsia="Montserrat" w:hAnsi="Montserrat"/>
                 <w:color w:val="B9B7B0"/>
                 <w:sz w:val="19"/>
                 <w:szCs w:val="19"/>
@@ -800,7 +810,7 @@
             </w:pPr>
             <w:r>
               <w:rPr>
-                <w:rFonts w:ascii="Arial" w:cs="Arial" w:eastAsia="Arial" w:hAnsi="Arial"/>
+                <w:rFonts w:ascii="Montserrat" w:cs="Montserrat" w:eastAsia="Montserrat" w:hAnsi="Montserrat"/>
                 <w:color w:val="B9B7B0"/>
                 <w:sz w:val="19"/>
                 <w:szCs w:val="19"/>
@@ -817,7 +827,7 @@
       </w:pPr>
       <w:r>
         <w:rPr>
-          <w:rFonts w:ascii="Arial" w:cs="Arial" w:eastAsia="Arial" w:hAnsi="Arial"/>
+          <w:rFonts w:ascii="Montserrat" w:cs="Montserrat" w:eastAsia="Montserrat" w:hAnsi="Montserrat"/>
           <w:color w:val="2A2A2C"/>
           <w:sz w:val="19"/>
           <w:szCs w:val="19"/>
@@ -832,7 +842,9 @@
       </w:pPr>
       <w:r>
         <w:rPr>
-          <w:rFonts w:ascii="Georgia" w:cs="Georgia" w:eastAsia="Georgia" w:hAnsi="Georgia"/>
+          <w:rFonts w:ascii="Montserrat" w:cs="Montserrat" w:eastAsia="Montserrat" w:hAnsi="Montserrat"/>
+          <w:b/>
+          <w:bCs/>
           <w:color w:val="0B0B0C"/>
           <w:sz w:val="22"/>
           <w:szCs w:val="22"/>
@@ -846,7 +858,7 @@
       </w:pPr>
       <w:r>
         <w:rPr>
-          <w:rFonts w:ascii="Arial" w:cs="Arial" w:eastAsia="Arial" w:hAnsi="Arial"/>
+          <w:rFonts w:ascii="Montserrat" w:cs="Montserrat" w:eastAsia="Montserrat" w:hAnsi="Montserrat"/>
           <w:color w:val="B9B7B0"/>
           <w:sz w:val="19"/>
           <w:szCs w:val="19"/>
@@ -861,7 +873,9 @@
       </w:pPr>
       <w:r>
         <w:rPr>
-          <w:rFonts w:ascii="Georgia" w:cs="Georgia" w:eastAsia="Georgia" w:hAnsi="Georgia"/>
+          <w:rFonts w:ascii="Montserrat" w:cs="Montserrat" w:eastAsia="Montserrat" w:hAnsi="Montserrat"/>
+          <w:b/>
+          <w:bCs/>
           <w:color w:val="0B0B0C"/>
           <w:sz w:val="22"/>
           <w:szCs w:val="22"/>
@@ -875,7 +889,7 @@
       </w:pPr>
       <w:r>
         <w:rPr>
-          <w:rFonts w:ascii="Arial" w:cs="Arial" w:eastAsia="Arial" w:hAnsi="Arial"/>
+          <w:rFonts w:ascii="Montserrat" w:cs="Montserrat" w:eastAsia="Montserrat" w:hAnsi="Montserrat"/>
           <w:color w:val="B9B7B0"/>
           <w:sz w:val="19"/>
           <w:szCs w:val="19"/>
@@ -892,7 +906,7 @@
       </w:pPr>
       <w:r>
         <w:rPr>
-          <w:rFonts w:ascii="Arial" w:cs="Arial" w:eastAsia="Arial" w:hAnsi="Arial"/>
+          <w:rFonts w:ascii="Montserrat" w:cs="Montserrat" w:eastAsia="Montserrat" w:hAnsi="Montserrat"/>
           <w:color w:val="2A2A2C"/>
           <w:sz w:val="19"/>
           <w:szCs w:val="19"/>
@@ -906,11 +920,11 @@
       </w:pPr>
       <w:r>
         <w:rPr>
-          <w:rFonts w:ascii="Arial" w:cs="Arial" w:eastAsia="Arial" w:hAnsi="Arial"/>
+          <w:rFonts w:ascii="Montserrat" w:cs="Montserrat" w:eastAsia="Montserrat" w:hAnsi="Montserrat"/>
           <w:b/>
           <w:bCs/>
           <w:caps/>
-          <w:color w:val="806517"/>
+          <w:color w:val="85693B"/>
           <w:spacing w:val="28"/>
           <w:sz w:val="14"/>
           <w:szCs w:val="14"/>
@@ -924,7 +938,7 @@
       </w:pPr>
       <w:r>
         <w:rPr>
-          <w:rFonts w:ascii="Arial" w:cs="Arial" w:eastAsia="Arial" w:hAnsi="Arial"/>
+          <w:rFonts w:ascii="Montserrat" w:cs="Montserrat" w:eastAsia="Montserrat" w:hAnsi="Montserrat"/>
           <w:color w:val="2A2A2C"/>
           <w:sz w:val="19"/>
           <w:szCs w:val="19"/>
@@ -966,7 +980,7 @@
             </w:pPr>
             <w:r>
               <w:rPr>
-                <w:rFonts w:ascii="Arial" w:cs="Arial" w:eastAsia="Arial" w:hAnsi="Arial"/>
+                <w:rFonts w:ascii="Montserrat" w:cs="Montserrat" w:eastAsia="Montserrat" w:hAnsi="Montserrat"/>
                 <w:color w:val="2A2A2C"/>
                 <w:sz w:val="19"/>
                 <w:szCs w:val="19"/>
@@ -991,7 +1005,7 @@
             </w:pPr>
             <w:r>
               <w:rPr>
-                <w:rFonts w:ascii="Arial" w:cs="Arial" w:eastAsia="Arial" w:hAnsi="Arial"/>
+                <w:rFonts w:ascii="Montserrat" w:cs="Montserrat" w:eastAsia="Montserrat" w:hAnsi="Montserrat"/>
                 <w:color w:val="2A2A2C"/>
                 <w:sz w:val="19"/>
                 <w:szCs w:val="19"/>
@@ -1016,7 +1030,7 @@
             </w:pPr>
             <w:r>
               <w:rPr>
-                <w:rFonts w:ascii="Arial" w:cs="Arial" w:eastAsia="Arial" w:hAnsi="Arial"/>
+                <w:rFonts w:ascii="Montserrat" w:cs="Montserrat" w:eastAsia="Montserrat" w:hAnsi="Montserrat"/>
                 <w:color w:val="2A2A2C"/>
                 <w:sz w:val="19"/>
                 <w:szCs w:val="19"/>
@@ -1043,7 +1057,7 @@
             </w:pPr>
             <w:r>
               <w:rPr>
-                <w:rFonts w:ascii="Arial" w:cs="Arial" w:eastAsia="Arial" w:hAnsi="Arial"/>
+                <w:rFonts w:ascii="Montserrat" w:cs="Montserrat" w:eastAsia="Montserrat" w:hAnsi="Montserrat"/>
                 <w:color w:val="6B6A66"/>
                 <w:sz w:val="14"/>
                 <w:szCs w:val="14"/>
@@ -1068,7 +1082,7 @@
             </w:pPr>
             <w:r>
               <w:rPr>
-                <w:rFonts w:ascii="Arial" w:cs="Arial" w:eastAsia="Arial" w:hAnsi="Arial"/>
+                <w:rFonts w:ascii="Montserrat" w:cs="Montserrat" w:eastAsia="Montserrat" w:hAnsi="Montserrat"/>
                 <w:color w:val="2A2A2C"/>
                 <w:sz w:val="19"/>
                 <w:szCs w:val="19"/>
@@ -1093,7 +1107,7 @@
             </w:pPr>
             <w:r>
               <w:rPr>
-                <w:rFonts w:ascii="Arial" w:cs="Arial" w:eastAsia="Arial" w:hAnsi="Arial"/>
+                <w:rFonts w:ascii="Montserrat" w:cs="Montserrat" w:eastAsia="Montserrat" w:hAnsi="Montserrat"/>
                 <w:color w:val="6B6A66"/>
                 <w:sz w:val="14"/>
                 <w:szCs w:val="14"/>
@@ -1168,7 +1182,7 @@
     </w:pPr>
     <w:r>
       <w:rPr>
-        <w:rFonts w:ascii="Arial" w:cs="Arial" w:eastAsia="Arial" w:hAnsi="Arial"/>
+        <w:rFonts w:ascii="Montserrat" w:cs="Montserrat" w:eastAsia="Montserrat" w:hAnsi="Montserrat"/>
         <w:color w:val="2A2A2C"/>
         <w:sz w:val="19"/>
         <w:szCs w:val="19"/>
@@ -1185,7 +1199,7 @@
     </w:pPr>
     <w:r>
       <w:rPr>
-        <w:rFonts w:ascii="Arial" w:cs="Arial" w:eastAsia="Arial" w:hAnsi="Arial"/>
+        <w:rFonts w:ascii="Montserrat" w:cs="Montserrat" w:eastAsia="Montserrat" w:hAnsi="Montserrat"/>
         <w:color w:val="6B6A66"/>
         <w:sz w:val="13"/>
         <w:szCs w:val="13"/>
@@ -1194,13 +1208,13 @@
     </w:r>
     <w:r>
       <w:rPr>
-        <w:rFonts w:ascii="Arial" w:cs="Arial" w:eastAsia="Arial" w:hAnsi="Arial"/>
+        <w:rFonts w:ascii="Montserrat" w:cs="Montserrat" w:eastAsia="Montserrat" w:hAnsi="Montserrat"/>
       </w:rPr>
       <w:t xml:space="preserve">	</w:t>
     </w:r>
     <w:r>
       <w:rPr>
-        <w:rFonts w:ascii="Arial" w:cs="Arial" w:eastAsia="Arial" w:hAnsi="Arial"/>
+        <w:rFonts w:ascii="Montserrat" w:cs="Montserrat" w:eastAsia="Montserrat" w:hAnsi="Montserrat"/>
         <w:color w:val="6B6A66"/>
         <w:sz w:val="13"/>
         <w:szCs w:val="13"/>
@@ -1215,7 +1229,7 @@
     </w:pPr>
     <w:r>
       <w:rPr>
-        <w:rFonts w:ascii="Arial" w:cs="Arial" w:eastAsia="Arial" w:hAnsi="Arial"/>
+        <w:rFonts w:ascii="Montserrat" w:cs="Montserrat" w:eastAsia="Montserrat" w:hAnsi="Montserrat"/>
         <w:color w:val="6B6A66"/>
         <w:sz w:val="13"/>
         <w:szCs w:val="13"/>
@@ -1224,7 +1238,7 @@
     </w:r>
     <w:r>
       <w:rPr>
-        <w:rFonts w:ascii="Arial" w:cs="Arial" w:eastAsia="Arial" w:hAnsi="Arial"/>
+        <w:rFonts w:ascii="Montserrat" w:cs="Montserrat" w:eastAsia="Montserrat" w:hAnsi="Montserrat"/>
         <w:color w:val="6B6A66"/>
         <w:sz w:val="13"/>
         <w:szCs w:val="13"/>
@@ -1236,7 +1250,7 @@
     </w:r>
     <w:r>
       <w:rPr>
-        <w:rFonts w:ascii="Arial" w:cs="Arial" w:eastAsia="Arial" w:hAnsi="Arial"/>
+        <w:rFonts w:ascii="Montserrat" w:cs="Montserrat" w:eastAsia="Montserrat" w:hAnsi="Montserrat"/>
         <w:color w:val="6B6A66"/>
         <w:sz w:val="13"/>
         <w:szCs w:val="13"/>
@@ -1245,7 +1259,7 @@
     </w:r>
     <w:r>
       <w:rPr>
-        <w:rFonts w:ascii="Arial" w:cs="Arial" w:eastAsia="Arial" w:hAnsi="Arial"/>
+        <w:rFonts w:ascii="Montserrat" w:cs="Montserrat" w:eastAsia="Montserrat" w:hAnsi="Montserrat"/>
         <w:color w:val="6B6A66"/>
         <w:sz w:val="13"/>
         <w:szCs w:val="13"/>
@@ -1388,7 +1402,7 @@
           </w:pPr>
           <w:r>
             <w:rPr>
-              <w:rFonts w:ascii="Arial" w:cs="Arial" w:eastAsia="Arial" w:hAnsi="Arial"/>
+              <w:rFonts w:ascii="Montserrat" w:cs="Montserrat" w:eastAsia="Montserrat" w:hAnsi="Montserrat"/>
               <w:color w:val="6B6A66"/>
               <w:sz w:val="15"/>
               <w:szCs w:val="15"/>
@@ -1403,7 +1417,7 @@
           </w:pPr>
           <w:r>
             <w:rPr>
-              <w:rFonts w:ascii="Arial" w:cs="Arial" w:eastAsia="Arial" w:hAnsi="Arial"/>
+              <w:rFonts w:ascii="Montserrat" w:cs="Montserrat" w:eastAsia="Montserrat" w:hAnsi="Montserrat"/>
               <w:color w:val="6B6A66"/>
               <w:sz w:val="15"/>
               <w:szCs w:val="15"/>
@@ -1418,7 +1432,7 @@
           </w:pPr>
           <w:r>
             <w:rPr>
-              <w:rFonts w:ascii="Arial" w:cs="Arial" w:eastAsia="Arial" w:hAnsi="Arial"/>
+              <w:rFonts w:ascii="Montserrat" w:cs="Montserrat" w:eastAsia="Montserrat" w:hAnsi="Montserrat"/>
               <w:color w:val="6B6A66"/>
               <w:sz w:val="15"/>
               <w:szCs w:val="15"/>
@@ -1433,10 +1447,10 @@
           </w:pPr>
           <w:r>
             <w:rPr>
-              <w:rFonts w:ascii="Arial" w:cs="Arial" w:eastAsia="Arial" w:hAnsi="Arial"/>
+              <w:rFonts w:ascii="Montserrat" w:cs="Montserrat" w:eastAsia="Montserrat" w:hAnsi="Montserrat"/>
               <w:b/>
               <w:bCs/>
-              <w:color w:val="806517"/>
+              <w:color w:val="85693B"/>
               <w:sz w:val="15"/>
               <w:szCs w:val="15"/>
             </w:rPr>
@@ -1449,14 +1463,14 @@
   <w:p>
     <w:pPr>
       <w:pBdr>
-        <w:bottom w:val="single" w:color="C9A227" w:sz="12" w:space="1"/>
+        <w:bottom w:val="single" w:color="B7965E" w:sz="12" w:space="1"/>
       </w:pBdr>
       <w:spacing w:after="200" w:before="60"/>
       <w:ind w:right="8600"/>
     </w:pPr>
     <w:r>
       <w:rPr>
-        <w:rFonts w:ascii="Arial" w:cs="Arial" w:eastAsia="Arial" w:hAnsi="Arial"/>
+        <w:rFonts w:ascii="Montserrat" w:cs="Montserrat" w:eastAsia="Montserrat" w:hAnsi="Montserrat"/>
         <w:color w:val="2A2A2C"/>
         <w:sz w:val="19"/>
         <w:szCs w:val="19"/>
@@ -1567,7 +1581,7 @@
   <w:docDefaults>
     <w:rPrDefault>
       <w:rPr>
-        <w:rFonts w:ascii="Arial" w:cs="Arial" w:eastAsia="Arial" w:hAnsi="Arial"/>
+        <w:rFonts w:ascii="Montserrat" w:cs="Montserrat" w:eastAsia="Montserrat" w:hAnsi="Montserrat"/>
         <w:color w:val="2A2A2C"/>
         <w:sz w:val="19"/>
         <w:szCs w:val="19"/>
@@ -1759,7 +1773,9 @@
       <w:spacing w:after="160"/>
     </w:pPr>
     <w:rPr>
-      <w:rFonts w:ascii="Georgia" w:cs="Georgia" w:eastAsia="Georgia" w:hAnsi="Georgia"/>
+      <w:rFonts w:ascii="Montserrat" w:cs="Montserrat" w:eastAsia="Montserrat" w:hAnsi="Montserrat"/>
+      <w:b/>
+      <w:bCs/>
       <w:color w:val="0B0B0C"/>
       <w:sz w:val="40"/>
       <w:szCs w:val="40"/>
@@ -1775,7 +1791,9 @@
       <w:outlineLvl w:val="0"/>
     </w:pPr>
     <w:rPr>
-      <w:rFonts w:ascii="Georgia" w:cs="Georgia" w:eastAsia="Georgia" w:hAnsi="Georgia"/>
+      <w:rFonts w:ascii="Montserrat" w:cs="Montserrat" w:eastAsia="Montserrat" w:hAnsi="Montserrat"/>
+      <w:b/>
+      <w:bCs/>
       <w:color w:val="0B0B0C"/>
       <w:sz w:val="26"/>
       <w:szCs w:val="26"/>
@@ -1791,7 +1809,9 @@
       <w:outlineLvl w:val="1"/>
     </w:pPr>
     <w:rPr>
-      <w:rFonts w:ascii="Georgia" w:cs="Georgia" w:eastAsia="Georgia" w:hAnsi="Georgia"/>
+      <w:rFonts w:ascii="Montserrat" w:cs="Montserrat" w:eastAsia="Montserrat" w:hAnsi="Montserrat"/>
+      <w:b/>
+      <w:bCs/>
       <w:color w:val="0B0B0C"/>
       <w:sz w:val="22"/>
       <w:szCs w:val="22"/>
@@ -1807,7 +1827,7 @@
       <w:outlineLvl w:val="2"/>
     </w:pPr>
     <w:rPr>
-      <w:rFonts w:ascii="Arial" w:cs="Arial" w:eastAsia="Arial" w:hAnsi="Arial"/>
+      <w:rFonts w:ascii="Montserrat" w:cs="Montserrat" w:eastAsia="Montserrat" w:hAnsi="Montserrat"/>
       <w:b/>
       <w:bCs/>
       <w:color w:val="0B0B0C"/>

--- a/brand/07 - LEGAL DOCUMENTS/Proposal - Quotation/Mmako Inc - Proposal.docx
+++ b/brand/07 - LEGAL DOCUMENTS/Proposal - Quotation/Mmako Inc - Proposal.docx
@@ -1346,7 +1346,7 @@
           <w:r>
             <w:drawing>
               <wp:inline distT="0" distB="0" distL="0" distR="0">
-                <wp:extent cx="914400" cy="676275"/>
+                <wp:extent cx="914400" cy="685800"/>
                 <wp:effectExtent t="0" r="0" b="0" l="0"/>
                 <wp:docPr id="1" name="" descr="" title=""/>
                 <wp:cNvGraphicFramePr>
@@ -1371,7 +1371,7 @@
                       <pic:spPr bwMode="auto">
                         <a:xfrm>
                           <a:off x="0" y="0"/>
-                          <a:ext cx="914400" cy="676275"/>
+                          <a:ext cx="914400" cy="685800"/>
                         </a:xfrm>
                         <a:prstGeom prst="rect">
                           <a:avLst/>
@@ -1463,7 +1463,7 @@
   <w:p>
     <w:pPr>
       <w:pBdr>
-        <w:bottom w:val="single" w:color="B7965E" w:sz="12" w:space="1"/>
+        <w:bottom w:val="single" w:color="BB9B66" w:sz="12" w:space="1"/>
       </w:pBdr>
       <w:spacing w:after="200" w:before="60"/>
       <w:ind w:right="8600"/>

--- a/brand/07 - LEGAL DOCUMENTS/Proposal - Quotation/Mmako Inc - Proposal.docx
+++ b/brand/07 - LEGAL DOCUMENTS/Proposal - Quotation/Mmako Inc - Proposal.docx
@@ -1219,7 +1219,7 @@
         <w:sz w:val="13"/>
         <w:szCs w:val="13"/>
       </w:rPr>
-      <w:t xml:space="preserve">Director: Dalen Mmako  ·  contact@mmakoinc.com</w:t>
+      <w:t xml:space="preserve">Director: Dalen Mmako  ·  info@mmakoinc.com</w:t>
     </w:r>
   </w:p>
   <w:p>

--- a/brand/07 - LEGAL DOCUMENTS/Proposal - Quotation/Mmako Inc - Proposal.docx
+++ b/brand/07 - LEGAL DOCUMENTS/Proposal - Quotation/Mmako Inc - Proposal.docx
@@ -1119,8 +1119,8 @@
       </w:tr>
     </w:tbl>
     <w:sectPr>
-      <w:headerReference w:type="default" r:id="rId7"/>
-      <w:footerReference w:type="default" r:id="rId8"/>
+      <w:headerReference w:type="default" r:id="rId6"/>
+      <w:footerReference w:type="default" r:id="rId7"/>
       <w:pgSz w:w="11906" w:h="16838" w:orient="portrait"/>
       <w:pgMar w:top="1985" w:right="1134" w:bottom="1418" w:left="1134" w:header="680" w:footer="567" w:gutter="0"/>
       <w:pgNumType/>
@@ -1128,10 +1128,6 @@
     </w:sectPr>
   </w:body>
 </w:document>
-</file>
-
-<file path=word/comments.xml><?xml version="1.0" encoding="utf-8"?>
-<w:comments xmlns:cx="http://schemas.microsoft.com/office/drawing/2014/chartex" xmlns:cx1="http://schemas.microsoft.com/office/drawing/2015/9/8/chartex" xmlns:cx2="http://schemas.microsoft.com/office/drawing/2015/10/21/chartex" xmlns:cx3="http://schemas.microsoft.com/office/drawing/2016/5/9/chartex" xmlns:cx4="http://schemas.microsoft.com/office/drawing/2016/5/10/chartex" xmlns:cx5="http://schemas.microsoft.com/office/drawing/2016/5/11/chartex" xmlns:cx6="http://schemas.microsoft.com/office/drawing/2016/5/12/chartex" xmlns:cx7="http://schemas.microsoft.com/office/drawing/2016/5/13/chartex" xmlns:cx8="http://schemas.microsoft.com/office/drawing/2016/5/14/chartex" xmlns:mc="http://schemas.openxmlformats.org/markup-compatibility/2006" xmlns:aink="http://schemas.microsoft.com/office/drawing/2016/ink" xmlns:am3d="http://schemas.microsoft.com/office/drawing/2017/model3d" xmlns:o="urn:schemas-microsoft-com:office:office" xmlns:r="http://schemas.openxmlformats.org/officeDocument/2006/relationships" xmlns:m="http://schemas.openxmlformats.org/officeDocument/2006/math" xmlns:v="urn:schemas-microsoft-com:vml" xmlns:wp14="http://schemas.microsoft.com/office/word/2010/wordprocessingDrawing" xmlns:wp="http://schemas.openxmlformats.org/drawingml/2006/wordprocessingDrawing" xmlns:w10="urn:schemas-microsoft-com:office:word" xmlns:w="http://schemas.openxmlformats.org/wordprocessingml/2006/main" xmlns:w14="http://schemas.microsoft.com/office/word/2010/wordml" xmlns:w15="http://schemas.microsoft.com/office/word/2012/wordml" xmlns:w16cex="http://schemas.microsoft.com/office/word/2018/wordml/cex" xmlns:w16cid="http://schemas.microsoft.com/office/word/2016/wordml/cid" xmlns:w16="http://schemas.microsoft.com/office/word/2018/wordml" xmlns:w16sdtdh="http://schemas.microsoft.com/office/word/2020/wordml/sdtdatahash" xmlns:w16se="http://schemas.microsoft.com/office/word/2015/wordml/symex" xmlns:wpg="http://schemas.microsoft.com/office/word/2010/wordprocessingGroup" xmlns:wpi="http://schemas.microsoft.com/office/word/2010/wordprocessingInk" xmlns:wne="http://schemas.microsoft.com/office/word/2006/wordml" xmlns:wps="http://schemas.microsoft.com/office/word/2010/wordprocessingShape"/>
 </file>
 
 <file path=word/endnotes.xml><?xml version="1.0" encoding="utf-8"?>
@@ -1348,7 +1344,7 @@
               <wp:inline distT="0" distB="0" distL="0" distR="0">
                 <wp:extent cx="914400" cy="685800"/>
                 <wp:effectExtent t="0" r="0" b="0" l="0"/>
-                <wp:docPr id="1" name="" descr="" title=""/>
+                <wp:docPr id="6" name="" descr="" title=""/>
                 <wp:cNvGraphicFramePr>
                   <a:graphicFrameLocks xmlns:a="http://schemas.openxmlformats.org/drawingml/2006/main" noChangeAspect="1"/>
                 </wp:cNvGraphicFramePr>
@@ -1407,7 +1403,7 @@
               <w:sz w:val="15"/>
               <w:szCs w:val="15"/>
             </w:rPr>
-            <w:t xml:space="preserve">4A Pioneer Road</w:t>
+            <w:t xml:space="preserve">Regus Waterfall City, Maxwell Office Park</w:t>
           </w:r>
         </w:p>
         <w:p>
@@ -1422,7 +1418,7 @@
               <w:sz w:val="15"/>
               <w:szCs w:val="15"/>
             </w:rPr>
-            <w:t xml:space="preserve">Irene Security Estate</w:t>
+            <w:t xml:space="preserve">Ground Floor, Mac Mac Building</w:t>
           </w:r>
         </w:p>
         <w:p>
@@ -1437,7 +1433,22 @@
               <w:sz w:val="15"/>
               <w:szCs w:val="15"/>
             </w:rPr>
-            <w:t xml:space="preserve">Centurion, 0157</w:t>
+            <w:t xml:space="preserve">Magwa Cres, Waterfall City</w:t>
+          </w:r>
+        </w:p>
+        <w:p>
+          <w:pPr>
+            <w:spacing w:after="0" w:before="0"/>
+            <w:jc w:val="right"/>
+          </w:pPr>
+          <w:r>
+            <w:rPr>
+              <w:rFonts w:ascii="Montserrat" w:cs="Montserrat" w:eastAsia="Montserrat" w:hAnsi="Montserrat"/>
+              <w:color w:val="6B6A66"/>
+              <w:sz w:val="15"/>
+              <w:szCs w:val="15"/>
+            </w:rPr>
+            <w:t xml:space="preserve">Midrand, 2090</w:t>
           </w:r>
         </w:p>
         <w:p>
@@ -1485,7 +1496,7 @@
 <w:numbering xmlns:wpc="http://schemas.microsoft.com/office/word/2010/wordprocessingCanvas" xmlns:mc="http://schemas.openxmlformats.org/markup-compatibility/2006" xmlns:o="urn:schemas-microsoft-com:office:office" xmlns:r="http://schemas.openxmlformats.org/officeDocument/2006/relationships" xmlns:m="http://schemas.openxmlformats.org/officeDocument/2006/math" xmlns:v="urn:schemas-microsoft-com:vml" xmlns:wp14="http://schemas.microsoft.com/office/word/2010/wordprocessingDrawing" xmlns:wp="http://schemas.openxmlformats.org/drawingml/2006/wordprocessingDrawing" xmlns:w10="urn:schemas-microsoft-com:office:word" xmlns:w="http://schemas.openxmlformats.org/wordprocessingml/2006/main" xmlns:w14="http://schemas.microsoft.com/office/word/2010/wordml" xmlns:w15="http://schemas.microsoft.com/office/word/2012/wordml" xmlns:wpg="http://schemas.microsoft.com/office/word/2010/wordprocessingGroup" xmlns:wpi="http://schemas.microsoft.com/office/word/2010/wordprocessingInk" xmlns:wne="http://schemas.microsoft.com/office/word/2006/wordml" xmlns:wps="http://schemas.microsoft.com/office/word/2010/wordprocessingShape" mc:Ignorable="w14 w15 wp14">
   <w:abstractNum w:abstractNumId="1" w15:restartNumberingAfterBreak="0">
     <w:multiLevelType w:val="hybridMultilevel"/>
-    <w:lvl w:ilvl="0" w15:tentative="1">
+    <w:lvl w:ilvl="0" w:tentative="1">
       <w:start w:val="1"/>
       <w:numFmt w:val="bullet"/>
       <w:lvlText w:val="●"/>
@@ -1494,7 +1505,7 @@
         <w:ind w:left="720" w:hanging="360"/>
       </w:pPr>
     </w:lvl>
-    <w:lvl w:ilvl="1" w15:tentative="1">
+    <w:lvl w:ilvl="1" w:tentative="1">
       <w:start w:val="1"/>
       <w:numFmt w:val="bullet"/>
       <w:lvlText w:val="○"/>
@@ -1503,7 +1514,7 @@
         <w:ind w:left="1440" w:hanging="360"/>
       </w:pPr>
     </w:lvl>
-    <w:lvl w:ilvl="2" w15:tentative="1">
+    <w:lvl w:ilvl="2" w:tentative="1">
       <w:start w:val="1"/>
       <w:numFmt w:val="bullet"/>
       <w:lvlText w:val="■"/>
@@ -1512,7 +1523,7 @@
         <w:ind w:left="2160" w:hanging="360"/>
       </w:pPr>
     </w:lvl>
-    <w:lvl w:ilvl="3" w15:tentative="1">
+    <w:lvl w:ilvl="3" w:tentative="1">
       <w:start w:val="1"/>
       <w:numFmt w:val="bullet"/>
       <w:lvlText w:val="●"/>
@@ -1521,7 +1532,7 @@
         <w:ind w:left="2880" w:hanging="360"/>
       </w:pPr>
     </w:lvl>
-    <w:lvl w:ilvl="4" w15:tentative="1">
+    <w:lvl w:ilvl="4" w:tentative="1">
       <w:start w:val="1"/>
       <w:numFmt w:val="bullet"/>
       <w:lvlText w:val="○"/>
@@ -1530,7 +1541,7 @@
         <w:ind w:left="3600" w:hanging="360"/>
       </w:pPr>
     </w:lvl>
-    <w:lvl w:ilvl="5" w15:tentative="1">
+    <w:lvl w:ilvl="5" w:tentative="1">
       <w:start w:val="1"/>
       <w:numFmt w:val="bullet"/>
       <w:lvlText w:val="■"/>
@@ -1539,7 +1550,7 @@
         <w:ind w:left="4320" w:hanging="360"/>
       </w:pPr>
     </w:lvl>
-    <w:lvl w:ilvl="6" w15:tentative="1">
+    <w:lvl w:ilvl="6" w:tentative="1">
       <w:start w:val="1"/>
       <w:numFmt w:val="bullet"/>
       <w:lvlText w:val="●"/>
@@ -1548,7 +1559,7 @@
         <w:ind w:left="5040" w:hanging="360"/>
       </w:pPr>
     </w:lvl>
-    <w:lvl w:ilvl="7" w15:tentative="1">
+    <w:lvl w:ilvl="7" w:tentative="1">
       <w:start w:val="1"/>
       <w:numFmt w:val="bullet"/>
       <w:lvlText w:val="●"/>
@@ -1557,7 +1568,7 @@
         <w:ind w:left="5760" w:hanging="360"/>
       </w:pPr>
     </w:lvl>
-    <w:lvl w:ilvl="8" w15:tentative="1">
+    <w:lvl w:ilvl="8" w:tentative="1">
       <w:start w:val="1"/>
       <w:numFmt w:val="bullet"/>
       <w:lvlText w:val="●"/>
@@ -1593,48 +1604,9 @@
       </w:pPr>
     </w:pPrDefault>
   </w:docDefaults>
-  <w:style w:type="paragraph" w:styleId="Title">
-    <w:name w:val="Title"/>
-    <w:basedOn w:val="Normal"/>
-    <w:next w:val="Normal"/>
+  <w:style w:type="paragraph" w:styleId="Normal" w:default="1">
+    <w:name w:val="Normal"/>
     <w:qFormat/>
-    <w:rPr>
-      <w:sz w:val="56"/>
-      <w:szCs w:val="56"/>
-    </w:rPr>
-  </w:style>
-  <w:style w:type="paragraph" w:styleId="Heading1">
-    <w:name w:val="Heading 1"/>
-    <w:basedOn w:val="Normal"/>
-    <w:next w:val="Normal"/>
-    <w:qFormat/>
-    <w:rPr>
-      <w:color w:val="2E74B5"/>
-      <w:sz w:val="32"/>
-      <w:szCs w:val="32"/>
-    </w:rPr>
-  </w:style>
-  <w:style w:type="paragraph" w:styleId="Heading2">
-    <w:name w:val="Heading 2"/>
-    <w:basedOn w:val="Normal"/>
-    <w:next w:val="Normal"/>
-    <w:qFormat/>
-    <w:rPr>
-      <w:color w:val="2E74B5"/>
-      <w:sz w:val="26"/>
-      <w:szCs w:val="26"/>
-    </w:rPr>
-  </w:style>
-  <w:style w:type="paragraph" w:styleId="Heading3">
-    <w:name w:val="Heading 3"/>
-    <w:basedOn w:val="Normal"/>
-    <w:next w:val="Normal"/>
-    <w:qFormat/>
-    <w:rPr>
-      <w:color w:val="1F4D78"/>
-      <w:sz w:val="24"/>
-      <w:szCs w:val="24"/>
-    </w:rPr>
   </w:style>
   <w:style w:type="paragraph" w:styleId="Heading4">
     <w:name w:val="Heading 4"/>
@@ -1836,4 +1808,294 @@
     </w:rPr>
   </w:style>
 </w:styles>
+</file>
+
+<file path=word/theme/theme1.xml><?xml version="1.0" encoding="utf-8"?>
+<a:theme xmlns:a="http://schemas.openxmlformats.org/drawingml/2006/main" name="Office Theme">
+  <a:themeElements>
+    <a:clrScheme name="Office">
+      <a:dk1>
+        <a:sysClr val="windowText" lastClr="000000"/>
+      </a:dk1>
+      <a:lt1>
+        <a:sysClr val="window" lastClr="FFFFFF"/>
+      </a:lt1>
+      <a:dk2>
+        <a:srgbClr val="44546A"/>
+      </a:dk2>
+      <a:lt2>
+        <a:srgbClr val="E7E6E6"/>
+      </a:lt2>
+      <a:accent1>
+        <a:srgbClr val="4472C4"/>
+      </a:accent1>
+      <a:accent2>
+        <a:srgbClr val="ED7D31"/>
+      </a:accent2>
+      <a:accent3>
+        <a:srgbClr val="A5A5A5"/>
+      </a:accent3>
+      <a:accent4>
+        <a:srgbClr val="FFC000"/>
+      </a:accent4>
+      <a:accent5>
+        <a:srgbClr val="5B9BD5"/>
+      </a:accent5>
+      <a:accent6>
+        <a:srgbClr val="70AD47"/>
+      </a:accent6>
+      <a:hlink>
+        <a:srgbClr val="0563C1"/>
+      </a:hlink>
+      <a:folHlink>
+        <a:srgbClr val="954F72"/>
+      </a:folHlink>
+    </a:clrScheme>
+    <a:fontScheme name="Office">
+      <a:majorFont>
+        <a:latin typeface="Calibri Light" panose="020F0302020204030204"/>
+        <a:ea typeface=""/>
+        <a:cs typeface=""/>
+        <a:font script="Jpan" typeface="游ゴシック Light"/>
+        <a:font script="Hang" typeface="맑은 고딕"/>
+        <a:font script="Hans" typeface="等线 Light"/>
+        <a:font script="Hant" typeface="新細明體"/>
+        <a:font script="Arab" typeface="Times New Roman"/>
+        <a:font script="Hebr" typeface="Times New Roman"/>
+        <a:font script="Thai" typeface="Angsana New"/>
+        <a:font script="Ethi" typeface="Nyala"/>
+        <a:font script="Beng" typeface="Vrinda"/>
+        <a:font script="Gujr" typeface="Shruti"/>
+        <a:font script="Khmr" typeface="MoolBoran"/>
+        <a:font script="Knda" typeface="Tunga"/>
+        <a:font script="Guru" typeface="Raavi"/>
+        <a:font script="Cans" typeface="Euphemia"/>
+        <a:font script="Cher" typeface="Plantagenet Cherokee"/>
+        <a:font script="Yiii" typeface="Microsoft Yi Baiti"/>
+        <a:font script="Tibt" typeface="Microsoft Himalaya"/>
+        <a:font script="Thaa" typeface="MV Boli"/>
+        <a:font script="Deva" typeface="Mangal"/>
+        <a:font script="Telu" typeface="Gautami"/>
+        <a:font script="Taml" typeface="Latha"/>
+        <a:font script="Syrc" typeface="Estrangelo Edessa"/>
+        <a:font script="Orya" typeface="Kalinga"/>
+        <a:font script="Mlym" typeface="Kartika"/>
+        <a:font script="Laoo" typeface="DokChampa"/>
+        <a:font script="Sinh" typeface="Iskoola Pota"/>
+        <a:font script="Mong" typeface="Mongolian Baiti"/>
+        <a:font script="Viet" typeface="Times New Roman"/>
+        <a:font script="Uigh" typeface="Microsoft Uighur"/>
+        <a:font script="Geor" typeface="Sylfaen"/>
+        <a:font script="Armn" typeface="Arial"/>
+        <a:font script="Bugi" typeface="Leelawadee UI"/>
+        <a:font script="Bopo" typeface="Microsoft JhengHei"/>
+        <a:font script="Java" typeface="Javanese Text"/>
+        <a:font script="Lisu" typeface="Segoe UI"/>
+        <a:font script="Mymr" typeface="Myanmar Text"/>
+        <a:font script="Nkoo" typeface="Ebrima"/>
+        <a:font script="Olck" typeface="Nirmala UI"/>
+        <a:font script="Osma" typeface="Ebrima"/>
+        <a:font script="Phag" typeface="Phagspa"/>
+        <a:font script="Syrn" typeface="Estrangelo Edessa"/>
+        <a:font script="Syrj" typeface="Estrangelo Edessa"/>
+        <a:font script="Syre" typeface="Estrangelo Edessa"/>
+        <a:font script="Sora" typeface="Nirmala UI"/>
+        <a:font script="Tale" typeface="Microsoft Tai Le"/>
+        <a:font script="Talu" typeface="Microsoft New Tai Lue"/>
+        <a:font script="Tfng" typeface="Ebrima"/>
+      </a:majorFont>
+      <a:minorFont>
+        <a:latin typeface="Calibri" panose="020F0502020204030204"/>
+        <a:ea typeface=""/>
+        <a:cs typeface=""/>
+        <a:font script="Jpan" typeface="游明朝"/>
+        <a:font script="Hang" typeface="맑은 고딕"/>
+        <a:font script="Hans" typeface="等线"/>
+        <a:font script="Hant" typeface="新細明體"/>
+        <a:font script="Arab" typeface="Arial"/>
+        <a:font script="Hebr" typeface="Arial"/>
+        <a:font script="Thai" typeface="Cordia New"/>
+        <a:font script="Ethi" typeface="Nyala"/>
+        <a:font script="Beng" typeface="Vrinda"/>
+        <a:font script="Gujr" typeface="Shruti"/>
+        <a:font script="Khmr" typeface="DaunPenh"/>
+        <a:font script="Knda" typeface="Tunga"/>
+        <a:font script="Guru" typeface="Raavi"/>
+        <a:font script="Cans" typeface="Euphemia"/>
+        <a:font script="Cher" typeface="Plantagenet Cherokee"/>
+        <a:font script="Yiii" typeface="Microsoft Yi Baiti"/>
+        <a:font script="Tibt" typeface="Microsoft Himalaya"/>
+        <a:font script="Thaa" typeface="MV Boli"/>
+        <a:font script="Deva" typeface="Mangal"/>
+        <a:font script="Telu" typeface="Gautami"/>
+        <a:font script="Taml" typeface="Latha"/>
+        <a:font script="Syrc" typeface="Estrangelo Edessa"/>
+        <a:font script="Orya" typeface="Kalinga"/>
+        <a:font script="Mlym" typeface="Kartika"/>
+        <a:font script="Laoo" typeface="DokChampa"/>
+        <a:font script="Sinh" typeface="Iskoola Pota"/>
+        <a:font script="Mong" typeface="Mongolian Baiti"/>
+        <a:font script="Viet" typeface="Arial"/>
+        <a:font script="Uigh" typeface="Microsoft Uighur"/>
+        <a:font script="Geor" typeface="Sylfaen"/>
+        <a:font script="Armn" typeface="Arial"/>
+        <a:font script="Bugi" typeface="Leelawadee UI"/>
+        <a:font script="Bopo" typeface="Microsoft JhengHei"/>
+        <a:font script="Java" typeface="Javanese Text"/>
+        <a:font script="Lisu" typeface="Segoe UI"/>
+        <a:font script="Mymr" typeface="Myanmar Text"/>
+        <a:font script="Nkoo" typeface="Ebrima"/>
+        <a:font script="Olck" typeface="Nirmala UI"/>
+        <a:font script="Osma" typeface="Ebrima"/>
+        <a:font script="Phag" typeface="Phagspa"/>
+        <a:font script="Syrn" typeface="Estrangelo Edessa"/>
+        <a:font script="Syrj" typeface="Estrangelo Edessa"/>
+        <a:font script="Syre" typeface="Estrangelo Edessa"/>
+        <a:font script="Sora" typeface="Nirmala UI"/>
+        <a:font script="Tale" typeface="Microsoft Tai Le"/>
+        <a:font script="Talu" typeface="Microsoft New Tai Lue"/>
+        <a:font script="Tfng" typeface="Ebrima"/>
+      </a:minorFont>
+    </a:fontScheme>
+    <a:fmtScheme name="Office">
+      <a:fillStyleLst>
+        <a:solidFill>
+          <a:schemeClr val="phClr"/>
+        </a:solidFill>
+        <a:gradFill rotWithShape="true">
+          <a:gsLst>
+            <a:gs pos="0">
+              <a:schemeClr val="phClr">
+                <a:lumMod val="110000"/>
+                <a:satMod val="105000"/>
+                <a:tint val="67000"/>
+              </a:schemeClr>
+            </a:gs>
+            <a:gs pos="50000">
+              <a:schemeClr val="phClr">
+                <a:lumMod val="105000"/>
+                <a:satMod val="103000"/>
+                <a:tint val="73000"/>
+              </a:schemeClr>
+            </a:gs>
+            <a:gs pos="100000">
+              <a:schemeClr val="phClr">
+                <a:lumMod val="105000"/>
+                <a:satMod val="109000"/>
+                <a:tint val="81000"/>
+              </a:schemeClr>
+            </a:gs>
+          </a:gsLst>
+          <a:lin ang="5400000" scaled="false"/>
+        </a:gradFill>
+        <a:gradFill rotWithShape="true">
+          <a:gsLst>
+            <a:gs pos="0">
+              <a:schemeClr val="phClr">
+                <a:satMod val="103000"/>
+                <a:lumMod val="102000"/>
+                <a:tint val="94000"/>
+              </a:schemeClr>
+            </a:gs>
+            <a:gs pos="50000">
+              <a:schemeClr val="phClr">
+                <a:satMod val="110000"/>
+                <a:lumMod val="100000"/>
+                <a:shade val="100000"/>
+              </a:schemeClr>
+            </a:gs>
+            <a:gs pos="100000">
+              <a:schemeClr val="phClr">
+                <a:lumMod val="99000"/>
+                <a:satMod val="120000"/>
+                <a:shade val="78000"/>
+              </a:schemeClr>
+            </a:gs>
+          </a:gsLst>
+          <a:lin ang="5400000" scaled="false"/>
+        </a:gradFill>
+      </a:fillStyleLst>
+      <a:lnStyleLst>
+        <a:ln w="6350" cap="flat" cmpd="sng" algn="ctr">
+          <a:solidFill>
+            <a:schemeClr val="phClr"/>
+          </a:solidFill>
+          <a:prstDash val="solid"/>
+          <a:miter lim="800000"/>
+        </a:ln>
+        <a:ln w="12700" cap="flat" cmpd="sng" algn="ctr">
+          <a:solidFill>
+            <a:schemeClr val="phClr"/>
+          </a:solidFill>
+          <a:prstDash val="solid"/>
+          <a:miter lim="800000"/>
+        </a:ln>
+        <a:ln w="19050" cap="flat" cmpd="sng" algn="ctr">
+          <a:solidFill>
+            <a:schemeClr val="phClr"/>
+          </a:solidFill>
+          <a:prstDash val="solid"/>
+          <a:miter lim="800000"/>
+        </a:ln>
+      </a:lnStyleLst>
+      <a:effectStyleLst>
+        <a:effectStyle>
+          <a:effectLst/>
+        </a:effectStyle>
+        <a:effectStyle>
+          <a:effectLst/>
+        </a:effectStyle>
+        <a:effectStyle>
+          <a:effectLst>
+            <a:outerShdw blurRad="57150" dist="19050" dir="5400000" algn="ctr" rotWithShape="false">
+              <a:srgbClr val="000000">
+                <a:alpha val="63000"/>
+              </a:srgbClr>
+            </a:outerShdw>
+          </a:effectLst>
+        </a:effectStyle>
+      </a:effectStyleLst>
+      <a:bgFillStyleLst>
+        <a:solidFill>
+          <a:schemeClr val="phClr"/>
+        </a:solidFill>
+        <a:solidFill>
+          <a:schemeClr val="phClr">
+            <a:tint val="95000"/>
+            <a:satMod val="170000"/>
+          </a:schemeClr>
+        </a:solidFill>
+        <a:gradFill rotWithShape="true">
+          <a:gsLst>
+            <a:gs pos="0">
+              <a:schemeClr val="phClr">
+                <a:tint val="93000"/>
+                <a:satMod val="150000"/>
+                <a:shade val="98000"/>
+                <a:lumMod val="102000"/>
+              </a:schemeClr>
+            </a:gs>
+            <a:gs pos="50000">
+              <a:schemeClr val="phClr">
+                <a:tint val="98000"/>
+                <a:satMod val="130000"/>
+                <a:shade val="90000"/>
+                <a:lumMod val="103000"/>
+              </a:schemeClr>
+            </a:gs>
+            <a:gs pos="100000">
+              <a:schemeClr val="phClr">
+                <a:shade val="63000"/>
+                <a:satMod val="120000"/>
+              </a:schemeClr>
+            </a:gs>
+          </a:gsLst>
+          <a:lin ang="5400000" scaled="false"/>
+        </a:gradFill>
+      </a:bgFillStyleLst>
+    </a:fmtScheme>
+  </a:themeElements>
+  <a:objectDefaults/>
+  <a:extraClrSchemeLst/>
+</a:theme>
 </file>
--- a/brand/07 - LEGAL DOCUMENTS/Proposal - Quotation/Mmako Inc - Proposal.docx
+++ b/brand/07 - LEGAL DOCUMENTS/Proposal - Quotation/Mmako Inc - Proposal.docx
@@ -1122,7 +1122,7 @@
       <w:headerReference w:type="default" r:id="rId6"/>
       <w:footerReference w:type="default" r:id="rId7"/>
       <w:pgSz w:w="11906" w:h="16838" w:orient="portrait"/>
-      <w:pgMar w:top="1985" w:right="1134" w:bottom="1418" w:left="1134" w:header="680" w:footer="567" w:gutter="0"/>
+      <w:pgMar w:top="2381" w:right="1134" w:bottom="1758" w:left="1134" w:header="624" w:footer="510" w:gutter="0"/>
       <w:pgNumType/>
       <w:docGrid w:linePitch="360"/>
     </w:sectPr>
@@ -1188,10 +1188,60 @@
   </w:p>
   <w:p>
     <w:pPr>
+      <w:spacing w:after="20"/>
+    </w:pPr>
+    <w:r>
+      <w:rPr>
+        <w:rFonts w:ascii="Montserrat" w:cs="Montserrat" w:eastAsia="Montserrat" w:hAnsi="Montserrat"/>
+        <w:b/>
+        <w:bCs/>
+        <w:color w:val="85693B"/>
+        <w:sz w:val="13"/>
+        <w:szCs w:val="13"/>
+      </w:rPr>
+      <w:t xml:space="preserve">Midrand office  </w:t>
+    </w:r>
+    <w:r>
+      <w:rPr>
+        <w:rFonts w:ascii="Montserrat" w:cs="Montserrat" w:eastAsia="Montserrat" w:hAnsi="Montserrat"/>
+        <w:color w:val="6B6A66"/>
+        <w:sz w:val="13"/>
+        <w:szCs w:val="13"/>
+      </w:rPr>
+      <w:t xml:space="preserve">Regus Waterfall City, Maxwell Office Park, Ground Floor, Mac Mac Building, Magwa Cres, Waterfall City, Midrand, 2090</w:t>
+    </w:r>
+  </w:p>
+  <w:p>
+    <w:pPr>
+      <w:spacing w:after="20"/>
+    </w:pPr>
+    <w:r>
+      <w:rPr>
+        <w:rFonts w:ascii="Montserrat" w:cs="Montserrat" w:eastAsia="Montserrat" w:hAnsi="Montserrat"/>
+        <w:b/>
+        <w:bCs/>
+        <w:color w:val="85693B"/>
+        <w:sz w:val="13"/>
+        <w:szCs w:val="13"/>
+      </w:rPr>
+      <w:t xml:space="preserve">Pretoria office  </w:t>
+    </w:r>
+    <w:r>
+      <w:rPr>
+        <w:rFonts w:ascii="Montserrat" w:cs="Montserrat" w:eastAsia="Montserrat" w:hAnsi="Montserrat"/>
+        <w:color w:val="6B6A66"/>
+        <w:sz w:val="13"/>
+        <w:szCs w:val="13"/>
+      </w:rPr>
+      <w:t xml:space="preserve">4A Pioneer Road, Irene Security Estate, Centurion, 0157</w:t>
+    </w:r>
+  </w:p>
+  <w:p>
+    <w:pPr>
       <w:tabs>
         <w:tab w:val="right" w:pos="9026"/>
       </w:tabs>
-      <w:spacing w:after="0"/>
+      <w:spacing w:after="0" w:before="40"/>
     </w:pPr>
     <w:r>
       <w:rPr>
@@ -1321,13 +1371,14 @@
       </w:tblBorders>
     </w:tblPr>
     <w:tblGrid>
-      <w:gridCol w:w="3200"/>
-      <w:gridCol w:w="6000"/>
+      <w:gridCol w:w="2600"/>
+      <w:gridCol w:w="3600"/>
+      <w:gridCol w:w="3000"/>
     </w:tblGrid>
     <w:tr>
       <w:tc>
         <w:tcPr>
-          <w:tcW w:type="dxa" w:w="3200"/>
+          <w:tcW w:type="dxa" w:w="2600"/>
           <w:tcBorders>
             <w:top w:val="none" w:color="auto" w:sz="0"/>
             <w:left w:val="none" w:color="auto" w:sz="0"/>
@@ -1383,7 +1434,7 @@
       </w:tc>
       <w:tc>
         <w:tcPr>
-          <w:tcW w:type="dxa" w:w="6000"/>
+          <w:tcW w:type="dxa" w:w="3600"/>
           <w:tcBorders>
             <w:top w:val="none" w:color="auto" w:sz="0"/>
             <w:left w:val="none" w:color="auto" w:sz="0"/>
@@ -1391,6 +1442,25 @@
             <w:right w:val="none" w:color="auto" w:sz="0"/>
           </w:tcBorders>
         </w:tcPr>
+        <w:p>
+          <w:pPr>
+            <w:spacing w:after="20" w:before="0"/>
+            <w:jc w:val="right"/>
+          </w:pPr>
+          <w:r>
+            <w:rPr>
+              <w:rFonts w:ascii="Montserrat" w:cs="Montserrat" w:eastAsia="Montserrat" w:hAnsi="Montserrat"/>
+              <w:b/>
+              <w:bCs/>
+              <w:caps/>
+              <w:color w:val="85693B"/>
+              <w:spacing w:val="20"/>
+              <w:sz w:val="13"/>
+              <w:szCs w:val="13"/>
+            </w:rPr>
+            <w:t xml:space="preserve">Midrand office</w:t>
+          </w:r>
+        </w:p>
         <w:p>
           <w:pPr>
             <w:spacing w:after="0" w:before="0"/>
@@ -1451,6 +1521,81 @@
             <w:t xml:space="preserve">Midrand, 2090</w:t>
           </w:r>
         </w:p>
+      </w:tc>
+      <w:tc>
+        <w:tcPr>
+          <w:tcW w:type="dxa" w:w="3000"/>
+          <w:tcBorders>
+            <w:top w:val="none" w:color="auto" w:sz="0"/>
+            <w:left w:val="none" w:color="auto" w:sz="0"/>
+            <w:bottom w:val="none" w:color="auto" w:sz="0"/>
+            <w:right w:val="none" w:color="auto" w:sz="0"/>
+          </w:tcBorders>
+        </w:tcPr>
+        <w:p>
+          <w:pPr>
+            <w:spacing w:after="20" w:before="0"/>
+            <w:jc w:val="right"/>
+          </w:pPr>
+          <w:r>
+            <w:rPr>
+              <w:rFonts w:ascii="Montserrat" w:cs="Montserrat" w:eastAsia="Montserrat" w:hAnsi="Montserrat"/>
+              <w:b/>
+              <w:bCs/>
+              <w:caps/>
+              <w:color w:val="85693B"/>
+              <w:spacing w:val="20"/>
+              <w:sz w:val="13"/>
+              <w:szCs w:val="13"/>
+            </w:rPr>
+            <w:t xml:space="preserve">Pretoria office</w:t>
+          </w:r>
+        </w:p>
+        <w:p>
+          <w:pPr>
+            <w:spacing w:after="0" w:before="0"/>
+            <w:jc w:val="right"/>
+          </w:pPr>
+          <w:r>
+            <w:rPr>
+              <w:rFonts w:ascii="Montserrat" w:cs="Montserrat" w:eastAsia="Montserrat" w:hAnsi="Montserrat"/>
+              <w:color w:val="6B6A66"/>
+              <w:sz w:val="15"/>
+              <w:szCs w:val="15"/>
+            </w:rPr>
+            <w:t xml:space="preserve">4A Pioneer Road</w:t>
+          </w:r>
+        </w:p>
+        <w:p>
+          <w:pPr>
+            <w:spacing w:after="0" w:before="0"/>
+            <w:jc w:val="right"/>
+          </w:pPr>
+          <w:r>
+            <w:rPr>
+              <w:rFonts w:ascii="Montserrat" w:cs="Montserrat" w:eastAsia="Montserrat" w:hAnsi="Montserrat"/>
+              <w:color w:val="6B6A66"/>
+              <w:sz w:val="15"/>
+              <w:szCs w:val="15"/>
+            </w:rPr>
+            <w:t xml:space="preserve">Irene Security Estate</w:t>
+          </w:r>
+        </w:p>
+        <w:p>
+          <w:pPr>
+            <w:spacing w:after="0" w:before="0"/>
+            <w:jc w:val="right"/>
+          </w:pPr>
+          <w:r>
+            <w:rPr>
+              <w:rFonts w:ascii="Montserrat" w:cs="Montserrat" w:eastAsia="Montserrat" w:hAnsi="Montserrat"/>
+              <w:color w:val="6B6A66"/>
+              <w:sz w:val="15"/>
+              <w:szCs w:val="15"/>
+            </w:rPr>
+            <w:t xml:space="preserve">Centurion, 0157</w:t>
+          </w:r>
+        </w:p>
         <w:p>
           <w:pPr>
             <w:spacing w:after="0" w:before="0"/>
@@ -1607,6 +1752,21 @@
   <w:style w:type="paragraph" w:styleId="Normal" w:default="1">
     <w:name w:val="Normal"/>
     <w:qFormat/>
+  </w:style>
+  <w:style w:type="table" w:styleId="TableNormal" w:default="true">
+    <w:name w:val="Normal Table"/>
+    <w:uiPriority w:val="99"/>
+    <w:semiHidden/>
+    <w:unhideWhenUsed/>
+    <w:tblPr>
+      <w:tblInd w:type="dxa" w:w="0"/>
+      <w:tblCellMar>
+        <w:top w:type="dxa" w:w="0"/>
+        <w:left w:type="dxa" w:w="108"/>
+        <w:bottom w:type="dxa" w:w="0"/>
+        <w:right w:type="dxa" w:w="108"/>
+      </w:tblCellMar>
+    </w:tblPr>
   </w:style>
   <w:style w:type="paragraph" w:styleId="Heading4">
     <w:name w:val="Heading 4"/>

--- a/brand/07 - LEGAL DOCUMENTS/Proposal - Quotation/Mmako Inc - Proposal.docx
+++ b/brand/07 - LEGAL DOCUMENTS/Proposal - Quotation/Mmako Inc - Proposal.docx
@@ -1250,7 +1250,7 @@
         <w:sz w:val="13"/>
         <w:szCs w:val="13"/>
       </w:rPr>
-      <w:t xml:space="preserve">Mmako Incorporated  ·  Reg. [COMPANY REGISTRATION NO.]  ·  VAT [VAT NO.]</w:t>
+      <w:t xml:space="preserve">Mmako Incorporated</w:t>
     </w:r>
     <w:r>
       <w:rPr>
